--- a/04_JobKitAI/output/naukri/Okta_QA_Automation_Engineer_Professional_Services_Vishnudeep_Jayam.docx
+++ b/04_JobKitAI/output/naukri/Okta_QA_Automation_Engineer_Professional_Services_Vishnudeep_Jayam.docx
@@ -68,7 +68,7 @@
         </w:rPr>
         <w:t xml:space="preserve">  •  </w:t>
       </w:r>
-      <w:hyperlink w:history="1" r:id="rIdlucrc8iz0qjvin7xsopqm">
+      <w:hyperlink w:history="1" r:id="rIditqztzjsotaqop7_wp-td">
         <w:r>
           <w:rPr>
             <w:rFonts w:ascii="Calibri" w:cs="Calibri" w:eastAsia="Calibri" w:hAnsi="Calibri"/>
@@ -160,18 +160,18 @@
           <w:sz w:val="20"/>
           <w:szCs w:val="20"/>
         </w:rPr>
-        <w:t xml:space="preserve"> of experience across UI and API test automation — from tool selection and framework design to script development, suite execution, and defect reporting. </w:t>
-      </w:r>
-      <w:r>
-        <w:rPr>
-          <w:rFonts w:ascii="Calibri" w:cs="Calibri" w:eastAsia="Calibri" w:hAnsi="Calibri"/>
-          <w:color w:val="3D4451"/>
-          <w:sz w:val="20"/>
-          <w:szCs w:val="20"/>
-          <w:highlight w:val="yellow"/>
-          <w:highlightCs w:val="yellow"/>
-        </w:rPr>
-        <w:t xml:space="preserve">embedded automated suites into CI/CD pipelines using Jenkins, Gradle, Maven, and Travis CI</w:t>
+        <w:t xml:space="preserve"> of experience across UI and API test automation — from tool selection and framework design through script development, suite execution, and defect reporting. </w:t>
+      </w:r>
+      <w:r>
+        <w:rPr>
+          <w:rFonts w:ascii="Calibri" w:cs="Calibri" w:eastAsia="Calibri" w:hAnsi="Calibri"/>
+          <w:color w:val="3D4451"/>
+          <w:sz w:val="20"/>
+          <w:szCs w:val="20"/>
+          <w:highlight w:val="yellow"/>
+          <w:highlightCs w:val="yellow"/>
+        </w:rPr>
+        <w:t xml:space="preserve">Built a Playwright + TypeScript automation framework for web applications and led Cucumber-based automation across Windows, Android, and iOS</w:t>
       </w:r>
       <w:r>
         <w:rPr>
@@ -191,7 +191,7 @@
           <w:highlight w:val="yellow"/>
           <w:highlightCs w:val="yellow"/>
         </w:rPr>
-        <w:t xml:space="preserve">designed Selenium + Java + TestNG automation frameworks across e-commerce, automotive, and enterprise web platforms</w:t>
+        <w:t xml:space="preserve">Embedded automated suites into CI/CD pipelines using Jenkins, Gradle, Maven, and Travis CI</w:t>
       </w:r>
       <w:r>
         <w:rPr>
@@ -236,7 +236,186 @@
           <w:sz w:val="20"/>
           <w:szCs w:val="20"/>
         </w:rPr>
-        <w:t xml:space="preserve">CI/CD &amp; Build Tools  </w:t>
+        <w:t xml:space="preserve">Automation Frameworks &amp; Tools  </w:t>
+      </w:r>
+      <w:r>
+        <w:rPr>
+          <w:rFonts w:ascii="Calibri" w:cs="Calibri" w:eastAsia="Calibri" w:hAnsi="Calibri"/>
+          <w:color w:val="3D4451"/>
+          <w:sz w:val="20"/>
+          <w:szCs w:val="20"/>
+          <w:highlight w:val="yellow"/>
+          <w:highlightCs w:val="yellow"/>
+        </w:rPr>
+        <w:t xml:space="preserve">Selenium WebDriver</w:t>
+      </w:r>
+      <w:r>
+        <w:rPr>
+          <w:rFonts w:ascii="Calibri" w:cs="Calibri" w:eastAsia="Calibri" w:hAnsi="Calibri"/>
+          <w:color w:val="3D4451"/>
+          <w:sz w:val="20"/>
+          <w:szCs w:val="20"/>
+        </w:rPr>
+        <w:t xml:space="preserve"> · </w:t>
+      </w:r>
+      <w:r>
+        <w:rPr>
+          <w:rFonts w:ascii="Calibri" w:cs="Calibri" w:eastAsia="Calibri" w:hAnsi="Calibri"/>
+          <w:color w:val="3D4451"/>
+          <w:sz w:val="20"/>
+          <w:szCs w:val="20"/>
+          <w:highlight w:val="yellow"/>
+          <w:highlightCs w:val="yellow"/>
+        </w:rPr>
+        <w:t xml:space="preserve">Playwright</w:t>
+      </w:r>
+      <w:r>
+        <w:rPr>
+          <w:rFonts w:ascii="Calibri" w:cs="Calibri" w:eastAsia="Calibri" w:hAnsi="Calibri"/>
+          <w:color w:val="3D4451"/>
+          <w:sz w:val="20"/>
+          <w:szCs w:val="20"/>
+        </w:rPr>
+        <w:t xml:space="preserve"> · Cucumber (BDD) · TestNG · Page Object Model · </w:t>
+      </w:r>
+      <w:r>
+        <w:rPr>
+          <w:rFonts w:ascii="Calibri" w:cs="Calibri" w:eastAsia="Calibri" w:hAnsi="Calibri"/>
+          <w:color w:val="3D4451"/>
+          <w:sz w:val="20"/>
+          <w:szCs w:val="20"/>
+          <w:highlight w:val="yellow"/>
+          <w:highlightCs w:val="yellow"/>
+        </w:rPr>
+        <w:t xml:space="preserve">Selenium Grid</w:t>
+      </w:r>
+    </w:p>
+    <w:p>
+      <w:pPr>
+        <w:spacing w:after="55" w:line="250"/>
+      </w:pPr>
+      <w:r>
+        <w:rPr>
+          <w:rFonts w:ascii="Calibri" w:cs="Calibri" w:eastAsia="Calibri" w:hAnsi="Calibri"/>
+          <w:b/>
+          <w:bCs/>
+          <w:color w:val="1A1A1A"/>
+          <w:sz w:val="20"/>
+          <w:szCs w:val="20"/>
+        </w:rPr>
+        <w:t xml:space="preserve">Languages  </w:t>
+      </w:r>
+      <w:r>
+        <w:rPr>
+          <w:rFonts w:ascii="Calibri" w:cs="Calibri" w:eastAsia="Calibri" w:hAnsi="Calibri"/>
+          <w:color w:val="3D4451"/>
+          <w:sz w:val="20"/>
+          <w:szCs w:val="20"/>
+          <w:highlight w:val="yellow"/>
+          <w:highlightCs w:val="yellow"/>
+        </w:rPr>
+        <w:t xml:space="preserve">Java</w:t>
+      </w:r>
+      <w:r>
+        <w:rPr>
+          <w:rFonts w:ascii="Calibri" w:cs="Calibri" w:eastAsia="Calibri" w:hAnsi="Calibri"/>
+          <w:color w:val="3D4451"/>
+          <w:sz w:val="20"/>
+          <w:szCs w:val="20"/>
+        </w:rPr>
+        <w:t xml:space="preserve"> · TypeScript · </w:t>
+      </w:r>
+      <w:r>
+        <w:rPr>
+          <w:rFonts w:ascii="Calibri" w:cs="Calibri" w:eastAsia="Calibri" w:hAnsi="Calibri"/>
+          <w:color w:val="3D4451"/>
+          <w:sz w:val="20"/>
+          <w:szCs w:val="20"/>
+          <w:highlight w:val="yellow"/>
+          <w:highlightCs w:val="yellow"/>
+        </w:rPr>
+        <w:t xml:space="preserve">Python</w:t>
+      </w:r>
+      <w:r>
+        <w:rPr>
+          <w:rFonts w:ascii="Calibri" w:cs="Calibri" w:eastAsia="Calibri" w:hAnsi="Calibri"/>
+          <w:color w:val="3D4451"/>
+          <w:sz w:val="20"/>
+          <w:szCs w:val="20"/>
+        </w:rPr>
+        <w:t xml:space="preserve"> · PHP (Codeception)</w:t>
+      </w:r>
+    </w:p>
+    <w:p>
+      <w:pPr>
+        <w:spacing w:after="55" w:line="250"/>
+      </w:pPr>
+      <w:r>
+        <w:rPr>
+          <w:rFonts w:ascii="Calibri" w:cs="Calibri" w:eastAsia="Calibri" w:hAnsi="Calibri"/>
+          <w:b/>
+          <w:bCs/>
+          <w:color w:val="1A1A1A"/>
+          <w:sz w:val="20"/>
+          <w:szCs w:val="20"/>
+        </w:rPr>
+        <w:t xml:space="preserve">API &amp; Backend Testing  </w:t>
+      </w:r>
+      <w:r>
+        <w:rPr>
+          <w:rFonts w:ascii="Calibri" w:cs="Calibri" w:eastAsia="Calibri" w:hAnsi="Calibri"/>
+          <w:color w:val="3D4451"/>
+          <w:sz w:val="20"/>
+          <w:szCs w:val="20"/>
+        </w:rPr>
+        <w:t xml:space="preserve">REST Assured · </w:t>
+      </w:r>
+      <w:r>
+        <w:rPr>
+          <w:rFonts w:ascii="Calibri" w:cs="Calibri" w:eastAsia="Calibri" w:hAnsi="Calibri"/>
+          <w:color w:val="3D4451"/>
+          <w:sz w:val="20"/>
+          <w:szCs w:val="20"/>
+          <w:highlight w:val="yellow"/>
+          <w:highlightCs w:val="yellow"/>
+        </w:rPr>
+        <w:t xml:space="preserve">Postman</w:t>
+      </w:r>
+      <w:r>
+        <w:rPr>
+          <w:rFonts w:ascii="Calibri" w:cs="Calibri" w:eastAsia="Calibri" w:hAnsi="Calibri"/>
+          <w:color w:val="3D4451"/>
+          <w:sz w:val="20"/>
+          <w:szCs w:val="20"/>
+        </w:rPr>
+        <w:t xml:space="preserve"> · </w:t>
+      </w:r>
+      <w:r>
+        <w:rPr>
+          <w:rFonts w:ascii="Calibri" w:cs="Calibri" w:eastAsia="Calibri" w:hAnsi="Calibri"/>
+          <w:color w:val="3D4451"/>
+          <w:sz w:val="20"/>
+          <w:szCs w:val="20"/>
+          <w:highlight w:val="yellow"/>
+          <w:highlightCs w:val="yellow"/>
+        </w:rPr>
+        <w:t xml:space="preserve">Python API test scripts</w:t>
+      </w:r>
+    </w:p>
+    <w:p>
+      <w:pPr>
+        <w:spacing w:after="55" w:line="250"/>
+      </w:pPr>
+      <w:r>
+        <w:rPr>
+          <w:rFonts w:ascii="Calibri" w:cs="Calibri" w:eastAsia="Calibri" w:hAnsi="Calibri"/>
+          <w:b/>
+          <w:bCs/>
+          <w:color w:val="1A1A1A"/>
+          <w:sz w:val="20"/>
+          <w:szCs w:val="20"/>
+        </w:rPr>
+        <w:t xml:space="preserve">CI/CD, Build &amp; Cloud  </w:t>
       </w:r>
       <w:r>
         <w:rPr>
@@ -256,7 +435,7 @@
           <w:sz w:val="20"/>
           <w:szCs w:val="20"/>
         </w:rPr>
-        <w:t xml:space="preserve"> · Gradle · Maven · Travis CI · Git · GitHub</w:t>
+        <w:t xml:space="preserve"> · Gradle · Maven · Travis CI · Git · GitHub · AWS</w:t>
       </w:r>
     </w:p>
     <w:p>
@@ -272,27 +451,56 @@
           <w:sz w:val="20"/>
           <w:szCs w:val="20"/>
         </w:rPr>
-        <w:t xml:space="preserve">Automation Frameworks &amp; Tools  </w:t>
-      </w:r>
-      <w:r>
-        <w:rPr>
-          <w:rFonts w:ascii="Calibri" w:cs="Calibri" w:eastAsia="Calibri" w:hAnsi="Calibri"/>
-          <w:color w:val="3D4451"/>
-          <w:sz w:val="20"/>
-          <w:szCs w:val="20"/>
-          <w:highlight w:val="yellow"/>
-          <w:highlightCs w:val="yellow"/>
-        </w:rPr>
-        <w:t xml:space="preserve">Selenium WebDriver</w:t>
-      </w:r>
-      <w:r>
-        <w:rPr>
-          <w:rFonts w:ascii="Calibri" w:cs="Calibri" w:eastAsia="Calibri" w:hAnsi="Calibri"/>
-          <w:color w:val="3D4451"/>
-          <w:sz w:val="20"/>
-          <w:szCs w:val="20"/>
-        </w:rPr>
-        <w:t xml:space="preserve"> · Playwright · Cucumber (BDD) · TestNG · Page Object Model</w:t>
+        <w:t xml:space="preserve">Test Management &amp; Methodology  </w:t>
+      </w:r>
+      <w:r>
+        <w:rPr>
+          <w:rFonts w:ascii="Calibri" w:cs="Calibri" w:eastAsia="Calibri" w:hAnsi="Calibri"/>
+          <w:color w:val="3D4451"/>
+          <w:sz w:val="20"/>
+          <w:szCs w:val="20"/>
+        </w:rPr>
+        <w:t xml:space="preserve">TestRail · XRay · Jira · </w:t>
+      </w:r>
+      <w:r>
+        <w:rPr>
+          <w:rFonts w:ascii="Calibri" w:cs="Calibri" w:eastAsia="Calibri" w:hAnsi="Calibri"/>
+          <w:color w:val="3D4451"/>
+          <w:sz w:val="20"/>
+          <w:szCs w:val="20"/>
+          <w:highlight w:val="yellow"/>
+          <w:highlightCs w:val="yellow"/>
+        </w:rPr>
+        <w:t xml:space="preserve">Agile Scrum</w:t>
+      </w:r>
+      <w:r>
+        <w:rPr>
+          <w:rFonts w:ascii="Calibri" w:cs="Calibri" w:eastAsia="Calibri" w:hAnsi="Calibri"/>
+          <w:color w:val="3D4451"/>
+          <w:sz w:val="20"/>
+          <w:szCs w:val="20"/>
+        </w:rPr>
+        <w:t xml:space="preserve"> · Kanban · </w:t>
+      </w:r>
+      <w:r>
+        <w:rPr>
+          <w:rFonts w:ascii="Calibri" w:cs="Calibri" w:eastAsia="Calibri" w:hAnsi="Calibri"/>
+          <w:color w:val="3D4451"/>
+          <w:sz w:val="20"/>
+          <w:szCs w:val="20"/>
+          <w:highlight w:val="yellow"/>
+          <w:highlightCs w:val="yellow"/>
+        </w:rPr>
+        <w:t xml:space="preserve">Test Planning &amp; Case Design</w:t>
+      </w:r>
+      <w:r>
+        <w:rPr>
+          <w:rFonts w:ascii="Calibri" w:cs="Calibri" w:eastAsia="Calibri" w:hAnsi="Calibri"/>
+          <w:color w:val="3D4451"/>
+          <w:sz w:val="20"/>
+          <w:szCs w:val="20"/>
+        </w:rPr>
+        <w:t xml:space="preserve"> · Defect Tracking &amp; Reporting · SDLC / STLC</w:t>
       </w:r>
     </w:p>
     <w:p>
@@ -308,16 +516,16 @@
           <w:sz w:val="20"/>
           <w:szCs w:val="20"/>
         </w:rPr>
-        <w:t xml:space="preserve">Languages  </w:t>
-      </w:r>
-      <w:r>
-        <w:rPr>
-          <w:rFonts w:ascii="Calibri" w:cs="Calibri" w:eastAsia="Calibri" w:hAnsi="Calibri"/>
-          <w:color w:val="3D4451"/>
-          <w:sz w:val="20"/>
-          <w:szCs w:val="20"/>
-        </w:rPr>
-        <w:t xml:space="preserve">Java · TypeScript · Python · PHP (Codeception)</w:t>
+        <w:t xml:space="preserve">Platforms Tested  </w:t>
+      </w:r>
+      <w:r>
+        <w:rPr>
+          <w:rFonts w:ascii="Calibri" w:cs="Calibri" w:eastAsia="Calibri" w:hAnsi="Calibri"/>
+          <w:color w:val="3D4451"/>
+          <w:sz w:val="20"/>
+          <w:szCs w:val="20"/>
+        </w:rPr>
+        <w:t xml:space="preserve">Web (Chrome, Firefox, IE) · Windows Desktop · Android · iOS · Mobile / Tablet</w:t>
       </w:r>
     </w:p>
     <w:p>
@@ -333,22 +541,33 @@
           <w:sz w:val="20"/>
           <w:szCs w:val="20"/>
         </w:rPr>
-        <w:t xml:space="preserve">API &amp; Backend Testing  </w:t>
-      </w:r>
-      <w:r>
-        <w:rPr>
-          <w:rFonts w:ascii="Calibri" w:cs="Calibri" w:eastAsia="Calibri" w:hAnsi="Calibri"/>
-          <w:color w:val="3D4451"/>
-          <w:sz w:val="20"/>
-          <w:szCs w:val="20"/>
-        </w:rPr>
-        <w:t xml:space="preserve">REST Assured · Postman · Python API test scripts</w:t>
-      </w:r>
-    </w:p>
-    <w:p>
-      <w:pPr>
-        <w:spacing w:after="55" w:line="250"/>
-      </w:pPr>
+        <w:t xml:space="preserve">Domain Exposure  </w:t>
+      </w:r>
+      <w:r>
+        <w:rPr>
+          <w:rFonts w:ascii="Calibri" w:cs="Calibri" w:eastAsia="Calibri" w:hAnsi="Calibri"/>
+          <w:color w:val="3D4451"/>
+          <w:sz w:val="20"/>
+          <w:szCs w:val="20"/>
+        </w:rPr>
+        <w:t xml:space="preserve">Automotive Infotainment Systems (VW) · E-commerce Platforms (Magento) · Enterprise Web Applications</w:t>
+      </w:r>
+    </w:p>
+    <w:p>
+      <w:pPr>
+        <w:spacing w:after="55" w:line="250"/>
+      </w:pPr>
+      <w:r>
+        <w:rPr>
+          <w:rFonts w:ascii="Calibri" w:cs="Calibri" w:eastAsia="Calibri" w:hAnsi="Calibri"/>
+          <w:b/>
+          <w:bCs/>
+          <w:color w:val="B02A1F"/>
+          <w:sz w:val="20"/>
+          <w:szCs w:val="20"/>
+        </w:rPr>
+        <w:t xml:space="preserve">[Gate skills — fill or delete this row]</w:t>
+      </w:r>
       <w:r>
         <w:rPr>
           <w:rFonts w:ascii="Calibri" w:cs="Calibri" w:eastAsia="Calibri" w:hAnsi="Calibri"/>
@@ -358,41 +577,74 @@
           <w:sz w:val="20"/>
           <w:szCs w:val="20"/>
         </w:rPr>
-        <w:t xml:space="preserve">Test Management &amp; Methodology  </w:t>
-      </w:r>
-      <w:r>
-        <w:rPr>
-          <w:rFonts w:ascii="Calibri" w:cs="Calibri" w:eastAsia="Calibri" w:hAnsi="Calibri"/>
-          <w:color w:val="3D4451"/>
-          <w:sz w:val="20"/>
-          <w:szCs w:val="20"/>
-        </w:rPr>
-        <w:t xml:space="preserve">TestRail · XRay · Jira · Agile Scrum · Kanban · Test Planning &amp; Case Design · Defect Tracking &amp; Reporting</w:t>
-      </w:r>
-    </w:p>
-    <w:p>
-      <w:pPr>
-        <w:spacing w:after="55" w:line="250"/>
-      </w:pPr>
-      <w:r>
-        <w:rPr>
-          <w:rFonts w:ascii="Calibri" w:cs="Calibri" w:eastAsia="Calibri" w:hAnsi="Calibri"/>
-          <w:b/>
-          <w:bCs/>
-          <w:color w:val="1A1A1A"/>
-          <w:sz w:val="20"/>
-          <w:szCs w:val="20"/>
-        </w:rPr>
-        <w:t xml:space="preserve">Domain Exposure  </w:t>
-      </w:r>
-      <w:r>
-        <w:rPr>
-          <w:rFonts w:ascii="Calibri" w:cs="Calibri" w:eastAsia="Calibri" w:hAnsi="Calibri"/>
-          <w:color w:val="3D4451"/>
-          <w:sz w:val="20"/>
-          <w:szCs w:val="20"/>
-        </w:rPr>
-        <w:t xml:space="preserve">Automotive Infotainment Systems (VW) · E-commerce Platforms (Magento) · Enterprise Web Applications</w:t>
+        <w:t xml:space="preserve">  </w:t>
+      </w:r>
+      <w:r>
+        <w:rPr>
+          <w:rFonts w:ascii="Calibri" w:cs="Calibri" w:eastAsia="Calibri" w:hAnsi="Calibri"/>
+          <w:b/>
+          <w:bCs/>
+          <w:color w:val="B02A1F"/>
+          <w:sz w:val="20"/>
+          <w:szCs w:val="20"/>
+        </w:rPr>
+        <w:t xml:space="preserve">[Cypress / Jest]</w:t>
+      </w:r>
+      <w:r>
+        <w:rPr>
+          <w:rFonts w:ascii="Calibri" w:cs="Calibri" w:eastAsia="Calibri" w:hAnsi="Calibri"/>
+          <w:color w:val="3D4451"/>
+          <w:sz w:val="20"/>
+          <w:szCs w:val="20"/>
+        </w:rPr>
+        <w:t xml:space="preserve"> · </w:t>
+      </w:r>
+      <w:r>
+        <w:rPr>
+          <w:rFonts w:ascii="Calibri" w:cs="Calibri" w:eastAsia="Calibri" w:hAnsi="Calibri"/>
+          <w:b/>
+          <w:bCs/>
+          <w:color w:val="B02A1F"/>
+          <w:sz w:val="20"/>
+          <w:szCs w:val="20"/>
+        </w:rPr>
+        <w:t xml:space="preserve">[GraphQL API Testing]</w:t>
+      </w:r>
+      <w:r>
+        <w:rPr>
+          <w:rFonts w:ascii="Calibri" w:cs="Calibri" w:eastAsia="Calibri" w:hAnsi="Calibri"/>
+          <w:color w:val="3D4451"/>
+          <w:sz w:val="20"/>
+          <w:szCs w:val="20"/>
+        </w:rPr>
+        <w:t xml:space="preserve"> · </w:t>
+      </w:r>
+      <w:r>
+        <w:rPr>
+          <w:rFonts w:ascii="Calibri" w:cs="Calibri" w:eastAsia="Calibri" w:hAnsi="Calibri"/>
+          <w:b/>
+          <w:bCs/>
+          <w:color w:val="B02A1F"/>
+          <w:sz w:val="20"/>
+          <w:szCs w:val="20"/>
+        </w:rPr>
+        <w:t xml:space="preserve">[GitHub Actions / GitLab CI]</w:t>
+      </w:r>
+    </w:p>
+    <w:p>
+      <w:pPr>
+        <w:spacing w:after="60" w:before="60" w:line="240"/>
+      </w:pPr>
+      <w:r>
+        <w:rPr>
+          <w:rFonts w:ascii="Calibri" w:cs="Calibri" w:eastAsia="Calibri" w:hAnsi="Calibri"/>
+          <w:i/>
+          <w:iCs/>
+          <w:color w:val="B02A1F"/>
+          <w:sz w:val="17"/>
+          <w:szCs w:val="17"/>
+        </w:rPr>
+        <w:t xml:space="preserve">FILL-IN RULE — every item in the bracketed row above is named by this job description but is not evidenced anywhere in your source resume. Keep only what you have genuinely shipped with and could be questioned on for twenty minutes; delete the rest, then delete the row label itself. Do not soften an entry to "exposure to".</w:t>
       </w:r>
     </w:p>
     <w:p>
@@ -481,6 +733,45 @@
           <w:sz w:val="20"/>
           <w:szCs w:val="20"/>
         </w:rPr>
+        <w:t xml:space="preserve">Develop and maintain a test automation framework for web applications using </w:t>
+      </w:r>
+      <w:r>
+        <w:rPr>
+          <w:rFonts w:ascii="Calibri" w:cs="Calibri" w:eastAsia="Calibri" w:hAnsi="Calibri"/>
+          <w:color w:val="3D4451"/>
+          <w:sz w:val="20"/>
+          <w:szCs w:val="20"/>
+          <w:highlight w:val="yellow"/>
+          <w:highlightCs w:val="yellow"/>
+        </w:rPr>
+        <w:t xml:space="preserve">Playwright</w:t>
+      </w:r>
+      <w:r>
+        <w:rPr>
+          <w:rFonts w:ascii="Calibri" w:cs="Calibri" w:eastAsia="Calibri" w:hAnsi="Calibri"/>
+          <w:color w:val="3D4451"/>
+          <w:sz w:val="20"/>
+          <w:szCs w:val="20"/>
+        </w:rPr>
+        <w:t xml:space="preserve"> with TypeScript.</w:t>
+      </w:r>
+    </w:p>
+    <w:p>
+      <w:pPr>
+        <w:pStyle w:val="ListParagraph"/>
+        <w:numPr>
+          <w:ilvl w:val="0"/>
+          <w:numId w:val="2"/>
+        </w:numPr>
+        <w:spacing w:after="55" w:line="250"/>
+      </w:pPr>
+      <w:r>
+        <w:rPr>
+          <w:rFonts w:ascii="Calibri" w:cs="Calibri" w:eastAsia="Calibri" w:hAnsi="Calibri"/>
+          <w:color w:val="3D4451"/>
+          <w:sz w:val="20"/>
+          <w:szCs w:val="20"/>
+        </w:rPr>
         <w:t xml:space="preserve">Build and maintain test automation for the Zertificon website using the Cucumber framework with </w:t>
       </w:r>
       <w:r>
@@ -501,7 +792,27 @@
           <w:sz w:val="20"/>
           <w:szCs w:val="20"/>
         </w:rPr>
-        <w:t xml:space="preserve"> and Java.</w:t>
+        <w:t xml:space="preserve"> and </w:t>
+      </w:r>
+      <w:r>
+        <w:rPr>
+          <w:rFonts w:ascii="Calibri" w:cs="Calibri" w:eastAsia="Calibri" w:hAnsi="Calibri"/>
+          <w:color w:val="3D4451"/>
+          <w:sz w:val="20"/>
+          <w:szCs w:val="20"/>
+          <w:highlight w:val="yellow"/>
+          <w:highlightCs w:val="yellow"/>
+        </w:rPr>
+        <w:t xml:space="preserve">Java</w:t>
+      </w:r>
+      <w:r>
+        <w:rPr>
+          <w:rFonts w:ascii="Calibri" w:cs="Calibri" w:eastAsia="Calibri" w:hAnsi="Calibri"/>
+          <w:color w:val="3D4451"/>
+          <w:sz w:val="20"/>
+          <w:szCs w:val="20"/>
+        </w:rPr>
+        <w:t xml:space="preserve">.</w:t>
       </w:r>
     </w:p>
     <w:p>
@@ -579,7 +890,27 @@
           <w:sz w:val="20"/>
           <w:szCs w:val="20"/>
         </w:rPr>
-        <w:t xml:space="preserve">Develop and maintain a test automation framework for web applications using Playwright with TypeScript.</w:t>
+        <w:t xml:space="preserve">Follow Scrum </w:t>
+      </w:r>
+      <w:r>
+        <w:rPr>
+          <w:rFonts w:ascii="Calibri" w:cs="Calibri" w:eastAsia="Calibri" w:hAnsi="Calibri"/>
+          <w:color w:val="3D4451"/>
+          <w:sz w:val="20"/>
+          <w:szCs w:val="20"/>
+          <w:highlight w:val="yellow"/>
+          <w:highlightCs w:val="yellow"/>
+        </w:rPr>
+        <w:t xml:space="preserve">Agile</w:t>
+      </w:r>
+      <w:r>
+        <w:rPr>
+          <w:rFonts w:ascii="Calibri" w:cs="Calibri" w:eastAsia="Calibri" w:hAnsi="Calibri"/>
+          <w:color w:val="3D4451"/>
+          <w:sz w:val="20"/>
+          <w:szCs w:val="20"/>
+        </w:rPr>
+        <w:t xml:space="preserve"> methodology across the team, collaborating with cross-functional teams to reproduce reported bugs and mentoring junior engineers.</w:t>
       </w:r>
     </w:p>
     <w:p>
@@ -618,25 +949,6 @@
           <w:szCs w:val="20"/>
         </w:rPr>
         <w:t xml:space="preserve">Write and maintain test cases for Zertificon applications in the TestRail test case management tool.</w:t>
-      </w:r>
-    </w:p>
-    <w:p>
-      <w:pPr>
-        <w:pStyle w:val="ListParagraph"/>
-        <w:numPr>
-          <w:ilvl w:val="0"/>
-          <w:numId w:val="2"/>
-        </w:numPr>
-        <w:spacing w:after="55" w:line="250"/>
-      </w:pPr>
-      <w:r>
-        <w:rPr>
-          <w:rFonts w:ascii="Calibri" w:cs="Calibri" w:eastAsia="Calibri" w:hAnsi="Calibri"/>
-          <w:color w:val="3D4451"/>
-          <w:sz w:val="20"/>
-          <w:szCs w:val="20"/>
-        </w:rPr>
-        <w:t xml:space="preserve">Follow Scrum Agile methodology across the team, collaborating with cross-functional teams to reproduce reported bugs and mentoring junior engineers.</w:t>
       </w:r>
     </w:p>
     <w:p>
@@ -724,6 +1036,65 @@
           <w:sz w:val="20"/>
           <w:szCs w:val="20"/>
         </w:rPr>
+        <w:t xml:space="preserve">Automated infotainment system backend </w:t>
+      </w:r>
+      <w:r>
+        <w:rPr>
+          <w:rFonts w:ascii="Calibri" w:cs="Calibri" w:eastAsia="Calibri" w:hAnsi="Calibri"/>
+          <w:color w:val="3D4451"/>
+          <w:sz w:val="20"/>
+          <w:szCs w:val="20"/>
+          <w:highlight w:val="yellow"/>
+          <w:highlightCs w:val="yellow"/>
+        </w:rPr>
+        <w:t xml:space="preserve">API</w:t>
+      </w:r>
+      <w:r>
+        <w:rPr>
+          <w:rFonts w:ascii="Calibri" w:cs="Calibri" w:eastAsia="Calibri" w:hAnsi="Calibri"/>
+          <w:color w:val="3D4451"/>
+          <w:sz w:val="20"/>
+          <w:szCs w:val="20"/>
+        </w:rPr>
+        <w:t xml:space="preserve">s using the REST Assured framework and </w:t>
+      </w:r>
+      <w:r>
+        <w:rPr>
+          <w:rFonts w:ascii="Calibri" w:cs="Calibri" w:eastAsia="Calibri" w:hAnsi="Calibri"/>
+          <w:color w:val="3D4451"/>
+          <w:sz w:val="20"/>
+          <w:szCs w:val="20"/>
+          <w:highlight w:val="yellow"/>
+          <w:highlightCs w:val="yellow"/>
+        </w:rPr>
+        <w:t xml:space="preserve">Postman</w:t>
+      </w:r>
+      <w:r>
+        <w:rPr>
+          <w:rFonts w:ascii="Calibri" w:cs="Calibri" w:eastAsia="Calibri" w:hAnsi="Calibri"/>
+          <w:color w:val="3D4451"/>
+          <w:sz w:val="20"/>
+          <w:szCs w:val="20"/>
+        </w:rPr>
+        <w:t xml:space="preserve"> for manual API testing.</w:t>
+      </w:r>
+    </w:p>
+    <w:p>
+      <w:pPr>
+        <w:pStyle w:val="ListParagraph"/>
+        <w:numPr>
+          <w:ilvl w:val="0"/>
+          <w:numId w:val="2"/>
+        </w:numPr>
+        <w:spacing w:after="55" w:line="250"/>
+      </w:pPr>
+      <w:r>
+        <w:rPr>
+          <w:rFonts w:ascii="Calibri" w:cs="Calibri" w:eastAsia="Calibri" w:hAnsi="Calibri"/>
+          <w:color w:val="3D4451"/>
+          <w:sz w:val="20"/>
+          <w:szCs w:val="20"/>
+        </w:rPr>
         <w:t xml:space="preserve">Used Maven as the build management tool and Jenkins / Travis CI for continuous integration.</w:t>
       </w:r>
     </w:p>
@@ -763,25 +1134,6 @@
           <w:szCs w:val="20"/>
         </w:rPr>
         <w:t xml:space="preserve">Analyzed real-time app performance while driving the vehicle and debugged logs from the car's backend systems.</w:t>
-      </w:r>
-    </w:p>
-    <w:p>
-      <w:pPr>
-        <w:pStyle w:val="ListParagraph"/>
-        <w:numPr>
-          <w:ilvl w:val="0"/>
-          <w:numId w:val="2"/>
-        </w:numPr>
-        <w:spacing w:after="55" w:line="250"/>
-      </w:pPr>
-      <w:r>
-        <w:rPr>
-          <w:rFonts w:ascii="Calibri" w:cs="Calibri" w:eastAsia="Calibri" w:hAnsi="Calibri"/>
-          <w:color w:val="3D4451"/>
-          <w:sz w:val="20"/>
-          <w:szCs w:val="20"/>
-        </w:rPr>
-        <w:t xml:space="preserve">Automated infotainment system backend APIs using the REST Assured framework and Postman for manual API testing.</w:t>
       </w:r>
     </w:p>
     <w:p>
@@ -1109,7 +1461,46 @@
           <w:sz w:val="20"/>
           <w:szCs w:val="20"/>
         </w:rPr>
-        <w:t xml:space="preserve">Designed a test automation framework using Selenium with Python in the Page Object Model pattern.</w:t>
+        <w:t xml:space="preserve">Designed a test automation framework using Selenium with </w:t>
+      </w:r>
+      <w:r>
+        <w:rPr>
+          <w:rFonts w:ascii="Calibri" w:cs="Calibri" w:eastAsia="Calibri" w:hAnsi="Calibri"/>
+          <w:color w:val="3D4451"/>
+          <w:sz w:val="20"/>
+          <w:szCs w:val="20"/>
+          <w:highlight w:val="yellow"/>
+          <w:highlightCs w:val="yellow"/>
+        </w:rPr>
+        <w:t xml:space="preserve">Python</w:t>
+      </w:r>
+      <w:r>
+        <w:rPr>
+          <w:rFonts w:ascii="Calibri" w:cs="Calibri" w:eastAsia="Calibri" w:hAnsi="Calibri"/>
+          <w:color w:val="3D4451"/>
+          <w:sz w:val="20"/>
+          <w:szCs w:val="20"/>
+        </w:rPr>
+        <w:t xml:space="preserve"> in the Page Object Model pattern.</w:t>
+      </w:r>
+    </w:p>
+    <w:p>
+      <w:pPr>
+        <w:pStyle w:val="ListParagraph"/>
+        <w:numPr>
+          <w:ilvl w:val="0"/>
+          <w:numId w:val="2"/>
+        </w:numPr>
+        <w:spacing w:after="55" w:line="250"/>
+      </w:pPr>
+      <w:r>
+        <w:rPr>
+          <w:rFonts w:ascii="Calibri" w:cs="Calibri" w:eastAsia="Calibri" w:hAnsi="Calibri"/>
+          <w:color w:val="3D4451"/>
+          <w:sz w:val="20"/>
+          <w:szCs w:val="20"/>
+        </w:rPr>
+        <w:t xml:space="preserve">Wrote automated test scripts for APIs in Python and tested APIs using Postman.</w:t>
       </w:r>
     </w:p>
     <w:p>
@@ -1129,25 +1520,6 @@
           <w:szCs w:val="20"/>
         </w:rPr>
         <w:t xml:space="preserve">Ran Selenium automation scripts using Selenium Grid and performed the complete testing lifecycle — regression, sanity, and user testing — following Agile Scrum.</w:t>
-      </w:r>
-    </w:p>
-    <w:p>
-      <w:pPr>
-        <w:pStyle w:val="ListParagraph"/>
-        <w:numPr>
-          <w:ilvl w:val="0"/>
-          <w:numId w:val="2"/>
-        </w:numPr>
-        <w:spacing w:after="55" w:line="250"/>
-      </w:pPr>
-      <w:r>
-        <w:rPr>
-          <w:rFonts w:ascii="Calibri" w:cs="Calibri" w:eastAsia="Calibri" w:hAnsi="Calibri"/>
-          <w:color w:val="3D4451"/>
-          <w:sz w:val="20"/>
-          <w:szCs w:val="20"/>
-        </w:rPr>
-        <w:t xml:space="preserve">Wrote automated test scripts for APIs in Python and tested APIs using Postman.</w:t>
       </w:r>
     </w:p>
     <w:p>
